--- a/Clinical Medicine and Surgery I Exam 2/cms-ophtho-comparison-chart.docx
+++ b/Clinical Medicine and Surgery I Exam 2/cms-ophtho-comparison-chart.docx
@@ -148,7 +148,7 @@
           <w:b/>
           <w:i w:val="0"/>
         </w:rPr>
-        <w:t>The three grey columns are Professor Jaquith’s own instruction.</w:t>
+        <w:t>The three gray columns are Professor Jaquith’s own instruction.</w:t>
       </w:r>
       <w:r>
         <w:rPr>
@@ -603,7 +603,7 @@
           <w:b w:val="0"/>
           <w:i w:val="0"/>
         </w:rPr>
-        <w:t xml:space="preserve"> — gonococcal conjunctivitis, neonatal chlamydial conjunctivitis, trachoma and autoimmune conjunctivitis. Each of those carries an openly licensed photograph from elsewhere instead, credited by author, source and licence beneath the picture. The classic CDC chlamydial conjunctivitis photograph is </w:t>
+        <w:t xml:space="preserve"> — gonococcal conjunctivitis, neonatal chlamydial conjunctivitis, trachoma and autoimmune conjunctivitis. Each of those carries an openly licensed photograph from elsewhere instead, credited by author, source and license beneath the picture. The classic CDC chlamydial conjunctivitis photograph is </w:t>
       </w:r>
       <w:r>
         <w:rPr>
@@ -644,7 +644,7 @@
           <w:b/>
           <w:i w:val="0"/>
         </w:rPr>
-        <w:t>hyphaema</w:t>
+        <w:t>hyphema</w:t>
       </w:r>
       <w:r>
         <w:rPr>
@@ -699,7 +699,7 @@
           <w:b w:val="0"/>
           <w:i w:val="0"/>
         </w:rPr>
-        <w:t xml:space="preserve"> — imaging is not automatic for the lacrimal infections or for clearly pre-septal cellulitis, and a recurrent subconjunctival haemorrhage does not mean an automatic haematology referral.</w:t>
+        <w:t xml:space="preserve"> — imaging is not automatic for the lacrimal infections or for clearly pre-septal cellulitis, and a recurrent subconjunctival hemorrhage does not mean an automatic hematology referral.</w:t>
       </w:r>
     </w:p>
     <w:p>
@@ -1673,7 +1673,7 @@
                 <w:i w:val="0"/>
                 <w:sz w:val="18"/>
               </w:rPr>
-              <w:t xml:space="preserve">Ageing, scarring, congenital — and </w:t>
+              <w:t xml:space="preserve">Aging, scarring, congenital — and </w:t>
             </w:r>
             <w:r>
               <w:rPr>
@@ -1928,7 +1928,7 @@
                 <w:i w:val="0"/>
                 <w:sz w:val="18"/>
               </w:rPr>
-              <w:t>Excess flaps or folds of skin, bilaterally. From ageing.</w:t>
+              <w:t>Excess flaps or folds of skin, bilaterally. From aging.</w:t>
             </w:r>
           </w:p>
         </w:tc>
@@ -2321,7 +2321,7 @@
                 <w:i w:val="0"/>
                 <w:sz w:val="18"/>
               </w:rPr>
-              <w:t>Serum lipid profile, plus fasting glucose and haemoglobin A1C, plus liver function tests.</w:t>
+              <w:t>Serum lipid profile, plus fasting glucose and hemoglobin A1C, plus liver function tests.</w:t>
             </w:r>
           </w:p>
         </w:tc>
@@ -2660,7 +2660,7 @@
                 <w:i w:val="0"/>
                 <w:sz w:val="18"/>
               </w:rPr>
-              <w:t>Burning, dryness, grittiness, itching, foreign body sensation, tearing, mild redness. Erythematous swollen lid margins; decreased or frothy tear film. Skin findings of rosacea or seborrhoeic dermatitis.</w:t>
+              <w:t>Burning, dryness, grittiness, itching, foreign body sensation, tearing, mild redness. Erythematous swollen lid margins; decreased or frothy tear film. Skin findings of rosacea or seborrheic dermatitis.</w:t>
             </w:r>
           </w:p>
         </w:tc>
@@ -2691,7 +2691,7 @@
                 <w:i w:val="0"/>
                 <w:sz w:val="18"/>
               </w:rPr>
-              <w:t>rosacea, seborrhoeic dermatitis, Staphylococcus aureus</w:t>
+              <w:t>rosacea, seborrheic dermatitis, Staphylococcus aureus</w:t>
             </w:r>
             <w:r>
               <w:rPr>
@@ -3866,7 +3866,7 @@
                 <w:i w:val="0"/>
                 <w:sz w:val="18"/>
               </w:rPr>
-              <w:t>Unilateral pain, redness and swelling over the outer upper lid; tearing or discharge. Hyperaemic palpebral lobe of the lacrimal gland. May have preauricular lymphadenopathy, temporal injection, fever, leukocytosis.</w:t>
+              <w:t>Unilateral pain, redness and swelling over the outer upper lid; tearing or discharge. Hyperemic palpebral lobe of the lacrimal gland. May have preauricular lymphadenopathy, temporal injection, fever, leukocytosis.</w:t>
             </w:r>
           </w:p>
         </w:tc>
@@ -4471,7 +4471,7 @@
                 <w:i w:val="0"/>
                 <w:sz w:val="18"/>
               </w:rPr>
-              <w:t xml:space="preserve"> the tendon suggests a lacrimal sac tumour.</w:t>
+              <w:t xml:space="preserve"> the tendon suggests a lacrimal sac tumor.</w:t>
             </w:r>
           </w:p>
         </w:tc>
@@ -5326,7 +5326,7 @@
                 <w:i w:val="0"/>
                 <w:sz w:val="18"/>
               </w:rPr>
-              <w:t>Subconjunctival haemorrhage</w:t>
+              <w:t>Subconjunctival hemorrhage</w:t>
             </w:r>
             <w:r>
               <w:rPr>
@@ -5613,7 +5613,7 @@
                 <w:i w:val="0"/>
                 <w:sz w:val="18"/>
               </w:rPr>
-              <w:t>. Recurrent with no culprit medication → medication review, blood pressure, targeted haematologic evaluation — not an automatic referral.</w:t>
+              <w:t>. Recurrent with no culprit medication → medication review, blood pressure, targeted hematologic evaluation — not an automatic referral.</w:t>
             </w:r>
           </w:p>
         </w:tc>
@@ -5852,7 +5852,7 @@
                 <w:i w:val="0"/>
                 <w:sz w:val="18"/>
               </w:rPr>
-              <w:t>Conjunctival oedema. Non-specific sign of irritation: allergy, infection, thyroid eye disease, angioedema, trauma, orbital cellulitis, impaired orbital venous drainage.</w:t>
+              <w:t>Conjunctival edema. Non-specific sign of irritation: allergy, infection, thyroid eye disease, angioedema, trauma, orbital cellulitis, impaired orbital venous drainage.</w:t>
             </w:r>
           </w:p>
         </w:tc>
@@ -6230,7 +6230,7 @@
                 <w:i w:val="0"/>
                 <w:sz w:val="18"/>
               </w:rPr>
-              <w:t xml:space="preserve">Diffuse hyperaemia, itchy eyes, swollen lids, watery or stringy discharge. Bilateral. </w:t>
+              <w:t xml:space="preserve">Diffuse hyperemia, itchy eyes, swollen lids, watery or stringy discharge. Bilateral. </w:t>
             </w:r>
             <w:r>
               <w:rPr>
@@ -6324,7 +6324,7 @@
                 <w:i w:val="0"/>
                 <w:sz w:val="18"/>
               </w:rPr>
-              <w:t>Avoid the allergen; cool compresses, artificial tears, topical histamine blocker ± mast cell stabiliser (</w:t>
+              <w:t>Avoid the allergen; cool compresses, artificial tears, topical histamine blocker ± mast cell stabilizer (</w:t>
             </w:r>
             <w:r>
               <w:rPr>
@@ -7082,7 +7082,7 @@
                 <w:i w:val="0"/>
                 <w:sz w:val="18"/>
               </w:rPr>
-              <w:t xml:space="preserve">Diffusely red conjunctiva, thick discharge, soreness. Florid hyperaemia and chemosis, </w:t>
+              <w:t xml:space="preserve">Diffusely red conjunctiva, thick discharge, soreness. Florid hyperemia and chemosis, </w:t>
             </w:r>
             <w:r>
               <w:rPr>
@@ -7121,7 +7121,7 @@
                 <w:i w:val="0"/>
                 <w:sz w:val="18"/>
               </w:rPr>
-              <w:t xml:space="preserve">Clinical. Risk: immunocompromised, elderly, paediatric, </w:t>
+              <w:t xml:space="preserve">Clinical. Risk: immunocompromised, elderly, pediatric, </w:t>
             </w:r>
             <w:r>
               <w:rPr>
@@ -7546,7 +7546,7 @@
                 <w:i w:val="0"/>
                 <w:sz w:val="18"/>
               </w:rPr>
-              <w:t>Newborn: hospitalise, systemic ceftriaxone once, specialty consultation.</w:t>
+              <w:t>Newborn: hospitalize, systemic ceftriaxone once, specialty consultation.</w:t>
             </w:r>
             <w:r>
               <w:rPr>
@@ -7854,7 +7854,7 @@
                 <w:i w:val="0"/>
                 <w:sz w:val="18"/>
               </w:rPr>
-              <w:t>Chronic hyperaemia of the lower palpebral conjunctiva. Unilateral, sometimes bilateral. Often a concurrent asymptomatic urogenital infection.</w:t>
+              <w:t>Chronic hyperemia of the lower palpebral conjunctiva. Unilateral, sometimes bilateral. Often a concurrent asymptomatic urogenital infection.</w:t>
             </w:r>
           </w:p>
         </w:tc>
@@ -9084,7 +9084,7 @@
                 <w:i w:val="0"/>
                 <w:sz w:val="18"/>
               </w:rPr>
-              <w:t>Diffuse hyperaemia, often recurrent. Malaise, fever, fatigue. Systemic autoimmune disease usually already identified.</w:t>
+              <w:t>Diffuse hyperemia, often recurrent. Malaise, fever, fatigue. Systemic autoimmune disease usually already identified.</w:t>
             </w:r>
           </w:p>
         </w:tc>
@@ -9462,7 +9462,7 @@
                 <w:i w:val="0"/>
                 <w:sz w:val="18"/>
               </w:rPr>
-              <w:t>Acute-onset mild pain and focal redness. Often sectoral. Episcleral vessels can be moved slightly with a cotton-tip applicator after anaesthesia.</w:t>
+              <w:t>Acute-onset mild pain and focal redness. Often sectoral. Episcleral vessels can be moved slightly with a cotton-tip applicator after anesthesia.</w:t>
             </w:r>
           </w:p>
         </w:tc>
@@ -9856,7 +9856,7 @@
                 <w:i w:val="0"/>
                 <w:sz w:val="18"/>
               </w:rPr>
-              <w:t xml:space="preserve">Severe deep pain radiating to face and periorbital region, often with diffuse hyperaemia. Characteristic violaceous hue — </w:t>
+              <w:t xml:space="preserve">Severe deep pain radiating to face and periorbital region, often with diffuse hyperemia. Characteristic violaceous hue — </w:t>
             </w:r>
             <w:r>
               <w:rPr>
@@ -10282,7 +10282,7 @@
                 <w:i w:val="0"/>
                 <w:sz w:val="18"/>
               </w:rPr>
-              <w:t>Periocular pain, fever, chills, warmth. Diffuse balloon-like oedema, erythema and tenderness of lids and periorbital tissue; variable conjunctival injection.</w:t>
+              <w:t>Periocular pain, fever, chills, warmth. Diffuse balloon-like edema, erythema and tenderness of lids and periorbital tissue; variable conjunctival injection.</w:t>
             </w:r>
           </w:p>
         </w:tc>
@@ -10818,7 +10818,7 @@
                 <w:i w:val="0"/>
                 <w:sz w:val="18"/>
               </w:rPr>
-              <w:t>Hospitalise — broad-spectrum intravenous antibiotics 48–72 h</w:t>
+              <w:t>Hospitalize — broad-spectrum intravenous antibiotics 48–72 h</w:t>
             </w:r>
             <w:r>
               <w:rPr>
@@ -11954,7 +11954,7 @@
                 <w:i w:val="0"/>
                 <w:sz w:val="18"/>
               </w:rPr>
-              <w:t>Pain, paraesthesia or discomfort in the affected skin, possibly preceded by headache, fever, malaise. Vesicles characteristically unilateral, often sparing the lower lid. Rash may precede ocular involvement by days to months.</w:t>
+              <w:t>Pain, paresthesia or discomfort in the affected skin, possibly preceded by headache, fever, malaise. Vesicles characteristically unilateral, often sparing the lower lid. Rash may precede ocular involvement by days to months.</w:t>
             </w:r>
           </w:p>
         </w:tc>
@@ -14065,7 +14065,7 @@
                 <w:i w:val="0"/>
                 <w:sz w:val="18"/>
               </w:rPr>
-              <w:t>, coloured halos</w:t>
+              <w:t>, colored halos</w:t>
             </w:r>
           </w:p>
         </w:tc>
@@ -14104,7 +14104,7 @@
                 <w:i w:val="0"/>
                 <w:sz w:val="18"/>
               </w:rPr>
-              <w:t>coloured halos</w:t>
+              <w:t>colored halos</w:t>
             </w:r>
             <w:r>
               <w:rPr>
@@ -14539,7 +14539,7 @@
                 <w:i w:val="0"/>
                 <w:sz w:val="18"/>
               </w:rPr>
-              <w:t xml:space="preserve">, bayoneting, splinter haemorrhages; </w:t>
+              <w:t xml:space="preserve">, bayoneting, splinter hemorrhages; </w:t>
             </w:r>
             <w:r>
               <w:rPr>
@@ -14625,7 +14625,7 @@
                 <w:i w:val="0"/>
                 <w:sz w:val="18"/>
               </w:rPr>
-              <w:t xml:space="preserve">Trabecular meshwork abnormality by the canal of Schlemm, from ageing. </w:t>
+              <w:t xml:space="preserve">Trabecular meshwork abnormality by the canal of Schlemm, from aging. </w:t>
             </w:r>
             <w:r>
               <w:rPr>
@@ -14720,7 +14720,7 @@
                 <w:i w:val="0"/>
                 <w:sz w:val="18"/>
               </w:rPr>
-              <w:t>, splinter haemorrhages, rim thinning.</w:t>
+              <w:t>, splinter hemorrhages, rim thinning.</w:t>
             </w:r>
           </w:p>
         </w:tc>
@@ -15045,7 +15045,7 @@
                 <w:i w:val="0"/>
                 <w:sz w:val="18"/>
               </w:rPr>
-              <w:t>loss of colour vision</w:t>
+              <w:t>loss of color vision</w:t>
             </w:r>
             <w:r>
               <w:rPr>
@@ -15100,7 +15100,7 @@
                 <w:i w:val="0"/>
                 <w:sz w:val="18"/>
               </w:rPr>
-              <w:t>loss of colour vision</w:t>
+              <w:t>loss of color vision</w:t>
             </w:r>
             <w:r>
               <w:rPr>
@@ -15210,7 +15210,7 @@
                 <w:i w:val="0"/>
                 <w:sz w:val="18"/>
               </w:rPr>
-              <w:t>colour vision assessment</w:t>
+              <w:t>color vision assessment</w:t>
             </w:r>
             <w:r>
               <w:rPr>
@@ -15559,7 +15559,7 @@
                 <w:i w:val="0"/>
                 <w:sz w:val="18"/>
               </w:rPr>
-              <w:t>Elevated grey retina with folds</w:t>
+              <w:t>Elevated gray retina with folds</w:t>
             </w:r>
             <w:r>
               <w:rPr>
@@ -15669,7 +15669,7 @@
                 <w:i w:val="0"/>
                 <w:sz w:val="18"/>
               </w:rPr>
-              <w:t xml:space="preserve">. Grey or black peripheral shadows that may cover the eye </w:t>
+              <w:t xml:space="preserve">. Gray or black peripheral shadows that may cover the eye </w:t>
             </w:r>
             <w:r>
               <w:rPr>
@@ -15748,7 +15748,7 @@
                 <w:i w:val="0"/>
                 <w:sz w:val="18"/>
               </w:rPr>
-              <w:t>elevated grey retina with folds</w:t>
+              <w:t>elevated gray retina with folds</w:t>
             </w:r>
             <w:r>
               <w:rPr>
@@ -16273,7 +16273,7 @@
                 <w:i w:val="0"/>
                 <w:sz w:val="18"/>
               </w:rPr>
-              <w:t>Colour fundus photography and fluorescein angiography.</w:t>
+              <w:t>Color fundus photography and fluorescein angiography.</w:t>
             </w:r>
           </w:p>
         </w:tc>
@@ -16679,7 +16679,7 @@
                 <w:i w:val="0"/>
                 <w:sz w:val="18"/>
               </w:rPr>
-              <w:t>partial and localised</w:t>
+              <w:t>partial and localized</w:t>
             </w:r>
             <w:r>
               <w:rPr>
@@ -17115,15 +17115,15 @@
                 <w:i w:val="0"/>
                 <w:sz w:val="18"/>
               </w:rPr>
-              <w:t xml:space="preserve">, retinal haemorrhages — the blood and thunder appearance. Confirm with </w:t>
-            </w:r>
-            <w:r>
-              <w:rPr>
-                <w:b/>
-                <w:i w:val="0"/>
-                <w:sz w:val="18"/>
-              </w:rPr>
-              <w:t>colour fundus photography and fluorescein angiography</w:t>
+              <w:t xml:space="preserve">, retinal hemorrhages — the blood and thunder appearance. Confirm with </w:t>
+            </w:r>
+            <w:r>
+              <w:rPr>
+                <w:b/>
+                <w:i w:val="0"/>
+                <w:sz w:val="18"/>
+              </w:rPr>
+              <w:t>color fundus photography and fluorescein angiography</w:t>
             </w:r>
             <w:r>
               <w:rPr>
@@ -17207,7 +17207,7 @@
                 <w:i w:val="0"/>
                 <w:sz w:val="18"/>
               </w:rPr>
-              <w:t xml:space="preserve"> the occlusion. Risks are the clotting risks: hypertension, diabetes, hyperlipidaemia, hypercoagulable states.</w:t>
+              <w:t xml:space="preserve"> the occlusion. Risks are the clotting risks: hypertension, diabetes, hyperlipidemia, hypercoagulable states.</w:t>
             </w:r>
           </w:p>
         </w:tc>
@@ -17371,7 +17371,7 @@
                 <w:i w:val="0"/>
                 <w:sz w:val="18"/>
               </w:rPr>
-              <w:t>Sectoral haemorrhage</w:t>
+              <w:t>Sectoral hemorrhage</w:t>
             </w:r>
             <w:r>
               <w:rPr>
@@ -17442,7 +17442,7 @@
                 <w:i w:val="0"/>
                 <w:sz w:val="18"/>
               </w:rPr>
-              <w:t xml:space="preserve"> of the field · sectoral haemorrhage</w:t>
+              <w:t xml:space="preserve"> of the field · sectoral hemorrhage</w:t>
             </w:r>
           </w:p>
         </w:tc>
@@ -17504,7 +17504,7 @@
                 <w:i w:val="0"/>
                 <w:sz w:val="18"/>
               </w:rPr>
-              <w:t>As for CRVO, with haemorrhage confined to the territory of one branch vein.</w:t>
+              <w:t>As for CRVO, with hemorrhage confined to the territory of one branch vein.</w:t>
             </w:r>
           </w:p>
         </w:tc>
@@ -18474,7 +18474,7 @@
                 <w:i w:val="0"/>
                 <w:sz w:val="18"/>
               </w:rPr>
-              <w:t>, to be sure there is no giant cell arteritis. Then evaluate for hypertension, diabetes and anaemia; neuroimaging if unclear.</w:t>
+              <w:t>, to be sure there is no giant cell arteritis. Then evaluate for hypertension, diabetes and anemia; neuroimaging if unclear.</w:t>
             </w:r>
           </w:p>
         </w:tc>
@@ -18901,7 +18901,7 @@
                 <w:i w:val="0"/>
                 <w:sz w:val="18"/>
               </w:rPr>
-              <w:t xml:space="preserve">. Causes: tumour, trauma, intracranial infection, haemorrhage, </w:t>
+              <w:t xml:space="preserve">. Causes: tumor, trauma, intracranial infection, hemorrhage, </w:t>
             </w:r>
             <w:r>
               <w:rPr>
@@ -18956,7 +18956,7 @@
                 <w:i w:val="0"/>
                 <w:sz w:val="18"/>
               </w:rPr>
-              <w:t xml:space="preserve">, ± haemorrhages. </w:t>
+              <w:t xml:space="preserve">, ± hemorrhages. </w:t>
             </w:r>
             <w:r>
               <w:rPr>
@@ -19056,7 +19056,7 @@
                 <w:i w:val="0"/>
                 <w:sz w:val="18"/>
               </w:rPr>
-              <w:t xml:space="preserve"> Acute has haemorrhages and cotton wool spots; chronic does not; the atrophic phase means the axons have died.</w:t>
+              <w:t xml:space="preserve"> Acute has hemorrhages and cotton wool spots; chronic does not; the atrophic phase means the axons have died.</w:t>
             </w:r>
           </w:p>
         </w:tc>
@@ -19774,15 +19774,15 @@
                 <w:i w:val="0"/>
                 <w:sz w:val="18"/>
               </w:rPr>
-              <w:t xml:space="preserve">. Localise: 1st order brainstem or cord above T1; 2nd order </w:t>
-            </w:r>
-            <w:r>
-              <w:rPr>
-                <w:b/>
-                <w:i w:val="0"/>
-                <w:sz w:val="18"/>
-              </w:rPr>
-              <w:t>Pancoast tumour</w:t>
+              <w:t xml:space="preserve">. Localize: 1st order brainstem or cord above T1; 2nd order </w:t>
+            </w:r>
+            <w:r>
+              <w:rPr>
+                <w:b/>
+                <w:i w:val="0"/>
+                <w:sz w:val="18"/>
+              </w:rPr>
+              <w:t>Pancoast tumor</w:t>
             </w:r>
             <w:r>
               <w:rPr>
@@ -21230,7 +21230,7 @@
                 <w:i w:val="0"/>
                 <w:sz w:val="18"/>
               </w:rPr>
-              <w:t>Depends on aetiology. Traumatic: observe about 6 months, patching in the interim.</w:t>
+              <w:t>Depends on etiology. Traumatic: observe about 6 months, patching in the interim.</w:t>
             </w:r>
             <w:r>
               <w:rPr>
@@ -21267,7 +21267,7 @@
                 <w:i w:val="0"/>
                 <w:sz w:val="18"/>
               </w:rPr>
-              <w:t xml:space="preserve">Parasympathetic fibres run on the </w:t>
+              <w:t xml:space="preserve">Parasympathetic fibers run on the </w:t>
             </w:r>
             <w:r>
               <w:rPr>
@@ -21628,7 +21628,7 @@
                 <w:i w:val="0"/>
                 <w:sz w:val="18"/>
               </w:rPr>
-              <w:t>haemoglobin A1C</w:t>
+              <w:t>hemoglobin A1C</w:t>
             </w:r>
             <w:r>
               <w:rPr>
@@ -21986,7 +21986,7 @@
                 <w:i w:val="0"/>
                 <w:sz w:val="18"/>
               </w:rPr>
-              <w:t>children the most common cause is intracranial tumour</w:t>
+              <w:t>children the most common cause is intracranial tumor</w:t>
             </w:r>
             <w:r>
               <w:rPr>
@@ -22049,7 +22049,7 @@
                 <w:i w:val="0"/>
                 <w:sz w:val="18"/>
               </w:rPr>
-              <w:t>haemoglobin A1C</w:t>
+              <w:t>hemoglobin A1C</w:t>
             </w:r>
             <w:r>
               <w:rPr>
@@ -22117,7 +22117,7 @@
                 <w:i w:val="0"/>
                 <w:sz w:val="18"/>
               </w:rPr>
-              <w:t>A child with a sixth nerve palsy needs imaging — the base rate of tumour is what changes the threshold.</w:t>
+              <w:t>A child with a sixth nerve palsy needs imaging — the base rate of tumor is what changes the threshold.</w:t>
             </w:r>
           </w:p>
         </w:tc>
@@ -22506,7 +22506,7 @@
                 <w:i w:val="0"/>
                 <w:sz w:val="18"/>
               </w:rPr>
-              <w:t xml:space="preserve"> The underlying aetiology must be addressed.</w:t>
+              <w:t xml:space="preserve"> The underlying etiology must be addressed.</w:t>
             </w:r>
             <w:r>
               <w:rPr>
@@ -22951,7 +22951,7 @@
                 <w:i w:val="0"/>
                 <w:sz w:val="18"/>
               </w:rPr>
-              <w:t xml:space="preserve"> programme. Surgical CSF diversion (optic nerve sheath fenestration or shunt) only if medical therapy fails.</w:t>
+              <w:t xml:space="preserve"> program. Surgical CSF diversion (optic nerve sheath fenestration or shunt) only if medical therapy fails.</w:t>
             </w:r>
             <w:r>
               <w:rPr>
@@ -23639,15 +23639,15 @@
                 <w:i w:val="0"/>
                 <w:sz w:val="18"/>
               </w:rPr>
-              <w:t>Choroidal neovascularisation</w:t>
-            </w:r>
-            <w:r>
-              <w:rPr>
-                <w:b w:val="0"/>
-                <w:i w:val="0"/>
-                <w:sz w:val="18"/>
-              </w:rPr>
-              <w:t xml:space="preserve"> with haemorrhage, then a disciform scar</w:t>
+              <w:t>Choroidal neovascularization</w:t>
+            </w:r>
+            <w:r>
+              <w:rPr>
+                <w:b w:val="0"/>
+                <w:i w:val="0"/>
+                <w:sz w:val="18"/>
+              </w:rPr>
+              <w:t xml:space="preserve"> with hemorrhage, then a disciform scar</w:t>
             </w:r>
           </w:p>
         </w:tc>
@@ -23741,15 +23741,15 @@
                 <w:i w:val="0"/>
                 <w:sz w:val="18"/>
               </w:rPr>
-              <w:t>choroidal neovascularisation bleeds into the retina</w:t>
-            </w:r>
-            <w:r>
-              <w:rPr>
-                <w:b w:val="0"/>
-                <w:i w:val="0"/>
-                <w:sz w:val="18"/>
-              </w:rPr>
-              <w:t xml:space="preserve"> and organises into a disciform scar. Rapid change on a background of dry disease.</w:t>
+              <w:t>choroidal neovascularization bleeds into the retina</w:t>
+            </w:r>
+            <w:r>
+              <w:rPr>
+                <w:b w:val="0"/>
+                <w:i w:val="0"/>
+                <w:sz w:val="18"/>
+              </w:rPr>
+              <w:t xml:space="preserve"> and organizes into a disciform scar. Rapid change on a background of dry disease.</w:t>
             </w:r>
           </w:p>
         </w:tc>
@@ -24585,7 +24585,7 @@
                 <w:i w:val="0"/>
                 <w:sz w:val="18"/>
               </w:rPr>
-              <w:t>Asymptomatic until the opacity reaches the centre</w:t>
+              <w:t>Asymptomatic until the opacity reaches the center</w:t>
             </w:r>
             <w:r>
               <w:rPr>
@@ -25416,7 +25416,7 @@
                 <w:i w:val="0"/>
                 <w:sz w:val="18"/>
               </w:rPr>
-              <w:t xml:space="preserve">: white opacity round the nucleus, the commonest paediatric type. </w:t>
+              <w:t xml:space="preserve">: white opacity round the nucleus, the commonest pediatric type. </w:t>
             </w:r>
             <w:r>
               <w:rPr>
@@ -27286,7 +27286,7 @@
                 <w:i w:val="0"/>
                 <w:sz w:val="18"/>
               </w:rPr>
-              <w:t xml:space="preserve">The brain favours one eye and the other fails to develop. Three routes: </w:t>
+              <w:t xml:space="preserve">The brain favors one eye and the other fails to develop. Three routes: </w:t>
             </w:r>
             <w:r>
               <w:rPr>
@@ -27759,7 +27759,7 @@
                 <w:i w:val="0"/>
                 <w:sz w:val="18"/>
               </w:rPr>
-              <w:t>Dilated examination plus imaging. NO BIOPSY — it risks seeding the tumour.</w:t>
+              <w:t>Dilated examination plus imaging. NO BIOPSY — it risks seeding the tumor.</w:t>
             </w:r>
             <w:r>
               <w:rPr>
@@ -27806,7 +27806,7 @@
                 <w:i w:val="0"/>
                 <w:sz w:val="18"/>
               </w:rPr>
-              <w:t>Multimodal therapy under ocular oncology, with genetic counselling. Enucleation for large tumours.</w:t>
+              <w:t>Multimodal therapy under ocular oncology, with genetic counseling. Enucleation for large tumors.</w:t>
             </w:r>
             <w:r>
               <w:rPr>
@@ -29364,7 +29364,7 @@
                 <w:i w:val="0"/>
                 <w:sz w:val="18"/>
               </w:rPr>
-              <w:t xml:space="preserve"> · massive haemorrhagic chemosis</w:t>
+              <w:t xml:space="preserve"> · massive hemorrhagic chemosis</w:t>
             </w:r>
           </w:p>
         </w:tc>
@@ -29419,7 +29419,7 @@
                 <w:i w:val="0"/>
                 <w:sz w:val="18"/>
               </w:rPr>
-              <w:t xml:space="preserve">, extraocular protrusion of uveal tissue, massive haemorrhagic chemosis, </w:t>
+              <w:t xml:space="preserve">, extraocular protrusion of uveal tissue, massive hemorrhagic chemosis, </w:t>
             </w:r>
             <w:r>
               <w:rPr>
@@ -29435,7 +29435,7 @@
                 <w:i w:val="0"/>
                 <w:sz w:val="18"/>
               </w:rPr>
-              <w:t>, deep lid laceration, hyphema or vitreous haemorrhage.</w:t>
+              <w:t>, deep lid laceration, hyphema or vitreous hemorrhage.</w:t>
             </w:r>
           </w:p>
         </w:tc>
@@ -29844,7 +29844,7 @@
                 <w:i w:val="0"/>
                 <w:sz w:val="18"/>
               </w:rPr>
-              <w:t>hydrated, oedematous and opaque</w:t>
+              <w:t>hydrated, edematous and opaque</w:t>
             </w:r>
             <w:r>
               <w:rPr>
@@ -30121,7 +30121,7 @@
                 <w:i w:val="0"/>
                 <w:sz w:val="18"/>
               </w:rPr>
-              <w:t>Massive haemorrhagic chemosis</w:t>
+              <w:t>Massive hemorrhagic chemosis</w:t>
             </w:r>
             <w:r>
               <w:rPr>
@@ -30270,7 +30270,7 @@
                 <w:i w:val="0"/>
                 <w:sz w:val="18"/>
               </w:rPr>
-              <w:t>massive haemorrhagic chemosis or a soft eye</w:t>
+              <w:t>massive hemorrhagic chemosis or a soft eye</w:t>
             </w:r>
             <w:r>
               <w:rPr>
@@ -30732,7 +30732,7 @@
                 <w:i w:val="0"/>
                 <w:sz w:val="18"/>
               </w:rPr>
-              <w:t>NEVER send the patient home with topical anaesthetic drops.</w:t>
+              <w:t>NEVER send the patient home with topical anesthetic drops.</w:t>
             </w:r>
             <w:r>
               <w:rPr>
@@ -31089,7 +31089,7 @@
                 <w:i w:val="0"/>
                 <w:sz w:val="18"/>
               </w:rPr>
-              <w:t xml:space="preserve">Topical anaesthetic, then removal with a </w:t>
+              <w:t xml:space="preserve">Topical anesthetic, then removal with a </w:t>
             </w:r>
             <w:r>
               <w:rPr>
@@ -31568,7 +31568,7 @@
                 <w:i w:val="0"/>
                 <w:sz w:val="18"/>
               </w:rPr>
-              <w:t xml:space="preserve">, and a secondary haemorrhage can cost the vision permanently. Avoid aspirin and antiplatelets; </w:t>
+              <w:t xml:space="preserve">, and a secondary hemorrhage can cost the vision permanently. Avoid aspirin and antiplatelets; </w:t>
             </w:r>
             <w:r>
               <w:rPr>
@@ -32026,7 +32026,7 @@
                 <w:i w:val="0"/>
                 <w:sz w:val="18"/>
               </w:rPr>
-              <w:t>. Facial lacerations may be left open 24 hours before closure because the face is so well vascularised.</w:t>
+              <w:t>. Facial lacerations may be left open 24 hours before closure because the face is so well vascularized.</w:t>
             </w:r>
           </w:p>
         </w:tc>
@@ -32211,15 +32211,15 @@
                 <w:i w:val="0"/>
                 <w:sz w:val="18"/>
               </w:rPr>
-              <w:t xml:space="preserve">Preseptal ecchymosis or haematoma, </w:t>
-            </w:r>
-            <w:r>
-              <w:rPr>
-                <w:b/>
-                <w:i w:val="0"/>
-                <w:sz w:val="18"/>
-              </w:rPr>
-              <w:t>no haemorrhage within the orbit</w:t>
+              <w:t xml:space="preserve">Preseptal ecchymosis or hematoma, </w:t>
+            </w:r>
+            <w:r>
+              <w:rPr>
+                <w:b/>
+                <w:i w:val="0"/>
+                <w:sz w:val="18"/>
+              </w:rPr>
+              <w:t>no hemorrhage within the orbit</w:t>
             </w:r>
           </w:p>
         </w:tc>
@@ -32250,7 +32250,7 @@
                 <w:i w:val="0"/>
                 <w:sz w:val="18"/>
               </w:rPr>
-              <w:t>swelling without haemorrhage</w:t>
+              <w:t>swelling without hemorrhage</w:t>
             </w:r>
           </w:p>
         </w:tc>
@@ -32281,15 +32281,15 @@
                 <w:i w:val="0"/>
                 <w:sz w:val="18"/>
               </w:rPr>
-              <w:t>without haemorrhage</w:t>
-            </w:r>
-            <w:r>
-              <w:rPr>
-                <w:b w:val="0"/>
-                <w:i w:val="0"/>
-                <w:sz w:val="18"/>
-              </w:rPr>
-              <w:t>. Preseptal ecchymosis or haematoma — the tarsal plate and septal margin act as a wall holding blood in the anterior tissues.</w:t>
+              <w:t>without hemorrhage</w:t>
+            </w:r>
+            <w:r>
+              <w:rPr>
+                <w:b w:val="0"/>
+                <w:i w:val="0"/>
+                <w:sz w:val="18"/>
+              </w:rPr>
+              <w:t>. Preseptal ecchymosis or hematoma — the tarsal plate and septal margin act as a wall holding blood in the anterior tissues.</w:t>
             </w:r>
           </w:p>
         </w:tc>
@@ -32471,7 +32471,7 @@
                 <w:i w:val="0"/>
                 <w:sz w:val="18"/>
               </w:rPr>
-              <w:t>Periorbital haematoma</w:t>
+              <w:t>Periorbital hematoma</w:t>
             </w:r>
             <w:r>
               <w:rPr>
@@ -33348,7 +33348,7 @@
                 <w:i w:val="0"/>
                 <w:sz w:val="18"/>
               </w:rPr>
-              <w:t>Concave, localised</w:t>
+              <w:t>Concave, localized</w:t>
             </w:r>
             <w:r>
               <w:rPr>
@@ -33403,7 +33403,7 @@
                 <w:i w:val="0"/>
                 <w:sz w:val="18"/>
               </w:rPr>
-              <w:t xml:space="preserve"> and localised</w:t>
+              <w:t xml:space="preserve"> and localized</w:t>
             </w:r>
           </w:p>
         </w:tc>
@@ -33442,7 +33442,7 @@
                 <w:i w:val="0"/>
                 <w:sz w:val="18"/>
               </w:rPr>
-              <w:t xml:space="preserve"> More localised and </w:t>
+              <w:t xml:space="preserve"> More localized and </w:t>
             </w:r>
             <w:r>
               <w:rPr>
@@ -33541,7 +33541,7 @@
                 <w:i w:val="0"/>
                 <w:sz w:val="18"/>
               </w:rPr>
-              <w:t>This is the one that follows from years of uncontrolled diabetes — the argument for glycaemic control has an endpoint the patient can picture.</w:t>
+              <w:t>This is the one that follows from years of uncontrolled diabetes — the argument for glycemic control has an endpoint the patient can picture.</w:t>
             </w:r>
           </w:p>
         </w:tc>
@@ -33744,7 +33744,7 @@
                 <w:i w:val="0"/>
                 <w:sz w:val="18"/>
               </w:rPr>
-              <w:t xml:space="preserve"> · systemic disease or a tumour behind it</w:t>
+              <w:t xml:space="preserve"> · systemic disease or a tumor behind it</w:t>
             </w:r>
           </w:p>
         </w:tc>
@@ -33783,7 +33783,7 @@
                 <w:i w:val="0"/>
                 <w:sz w:val="18"/>
               </w:rPr>
-              <w:t>. Associated with systemic vascular or inflammatory disease, or an intraocular tumour.</w:t>
+              <w:t>. Associated with systemic vascular or inflammatory disease, or an intraocular tumor.</w:t>
             </w:r>
           </w:p>
         </w:tc>
@@ -34161,7 +34161,7 @@
                 <w:i w:val="0"/>
                 <w:sz w:val="18"/>
               </w:rPr>
-              <w:t xml:space="preserve"> (commonest) or medial wall; or force on the infraorbital rim buckling the floor. Periorbital ecchymosis, lid oedema, chemosis, subconjunctival haemorrhage, </w:t>
+              <w:t xml:space="preserve"> (commonest) or medial wall; or force on the infraorbital rim buckling the floor. Periorbital ecchymosis, lid edema, chemosis, subconjunctival hemorrhage, </w:t>
             </w:r>
             <w:r>
               <w:rPr>
@@ -34509,7 +34509,7 @@
                 <w:i w:val="0"/>
                 <w:sz w:val="18"/>
               </w:rPr>
-              <w:t xml:space="preserve">, haemotympanum, </w:t>
+              <w:t xml:space="preserve">, hemotympanum, </w:t>
             </w:r>
             <w:r>
               <w:rPr>
@@ -34572,7 +34572,7 @@
                 <w:i w:val="0"/>
                 <w:sz w:val="18"/>
               </w:rPr>
-              <w:t xml:space="preserve"> · clear or pink rhinorrhoea</w:t>
+              <w:t xml:space="preserve"> · clear or pink rhinorrhea</w:t>
             </w:r>
           </w:p>
         </w:tc>
@@ -34651,15 +34651,15 @@
                 <w:i w:val="0"/>
                 <w:sz w:val="18"/>
               </w:rPr>
-              <w:t>haemotympanum</w:t>
-            </w:r>
-            <w:r>
-              <w:rPr>
-                <w:b w:val="0"/>
-                <w:i w:val="0"/>
-                <w:sz w:val="18"/>
-              </w:rPr>
-              <w:t>, and cerebrospinal fluid leak with clear or pink rhinorrhoea.</w:t>
+              <w:t>hemotympanum</w:t>
+            </w:r>
+            <w:r>
+              <w:rPr>
+                <w:b w:val="0"/>
+                <w:i w:val="0"/>
+                <w:sz w:val="18"/>
+              </w:rPr>
+              <w:t>, and cerebrospinal fluid leak with clear or pink rhinorrhea.</w:t>
             </w:r>
           </w:p>
         </w:tc>

--- a/Clinical Medicine and Surgery I Exam 2/cms-ophtho-comparison-chart.docx
+++ b/Clinical Medicine and Surgery I Exam 2/cms-ophtho-comparison-chart.docx
@@ -25867,7 +25867,7 @@
                 <w:i w:val="0"/>
                 <w:sz w:val="18"/>
               </w:rPr>
-              <w:t>Concave (negative dioptre) lens</w:t>
+              <w:t>Concave (negative diopter) lens</w:t>
             </w:r>
             <w:r>
               <w:rPr>
@@ -26216,7 +26216,7 @@
                 <w:i w:val="0"/>
                 <w:sz w:val="18"/>
               </w:rPr>
-              <w:t>Convex (positive dioptre) lens</w:t>
+              <w:t>Convex (positive diopter) lens</w:t>
             </w:r>
             <w:r>
               <w:rPr>

--- a/Clinical Medicine and Surgery I Exam 2/cms-ophtho-comparison-chart.docx
+++ b/Clinical Medicine and Surgery I Exam 2/cms-ophtho-comparison-chart.docx
@@ -30695,7 +30695,7 @@
                 <w:i w:val="0"/>
                 <w:sz w:val="18"/>
               </w:rPr>
-              <w:t xml:space="preserve"> Patching may ease pain. Re-examine periodically to confirm healing and exclude infection.</w:t>
+              <w:t xml:space="preserve"> No patch (the slide suggests one; patching neither speeds healing nor eases pain). Re-examine periodically to confirm healing and exclude infection.</w:t>
             </w:r>
             <w:r>
               <w:rPr>
